--- a/teaching/csci112-spring-2025/lectures/first_day_activity_112.docx
+++ b/teaching/csci112-spring-2025/lectures/first_day_activity_112.docx
@@ -1404,10 +1404,8 @@
           <w:sz w:val="22"/>
           <w:lang w:val="en-US" w:eastAsia="zh-CN"/>
         </w:rPr>
-        <w:t>January 28th</w:t>
-      </w:r>
-      <w:bookmarkStart w:id="2" w:name="_GoBack"/>
-      <w:bookmarkEnd w:id="2"/>
+        <w:t>January 19th</w:t>
+      </w:r>
       <w:r>
         <w:rPr>
           <w:w w:val="105"/>
@@ -2229,21 +2227,11 @@
     <w:p>
       <w:pPr>
         <w:pStyle w:val="5"/>
-        <w:ind w:left="0"/>
-      </w:pPr>
-    </w:p>
-    <w:p>
-      <w:pPr>
-        <w:pStyle w:val="5"/>
-        <w:ind w:left="0"/>
-      </w:pPr>
-    </w:p>
-    <w:p>
-      <w:pPr>
-        <w:pStyle w:val="5"/>
         <w:spacing w:before="153"/>
         <w:ind w:left="0"/>
       </w:pPr>
+      <w:bookmarkStart w:id="2" w:name="_GoBack"/>
+      <w:bookmarkEnd w:id="2"/>
     </w:p>
     <w:p>
       <w:pPr>

--- a/teaching/csci112-spring-2025/lectures/first_day_activity_112.docx
+++ b/teaching/csci112-spring-2025/lectures/first_day_activity_112.docx
@@ -1404,7 +1404,7 @@
           <w:sz w:val="22"/>
           <w:lang w:val="en-US" w:eastAsia="zh-CN"/>
         </w:rPr>
-        <w:t>January 19th</w:t>
+        <w:t>January 26th</w:t>
       </w:r>
       <w:r>
         <w:rPr>
@@ -1838,6 +1838,15 @@
       </w:r>
       <w:r>
         <w:rPr>
+          <w:rFonts w:hint="eastAsia" w:eastAsia="SimSun"/>
+          <w:w w:val="110"/>
+          <w:sz w:val="22"/>
+          <w:lang w:val="en-US" w:eastAsia="zh-CN"/>
+        </w:rPr>
+        <w:t>age</w:t>
+      </w:r>
+      <w:r>
+        <w:rPr>
           <w:spacing w:val="-5"/>
           <w:w w:val="110"/>
           <w:sz w:val="22"/>
@@ -1866,6 +1875,8 @@
         </w:rPr>
         <w:t>your</w:t>
       </w:r>
+      <w:bookmarkStart w:id="2" w:name="_GoBack"/>
+      <w:bookmarkEnd w:id="2"/>
       <w:r>
         <w:rPr>
           <w:spacing w:val="-8"/>
@@ -2230,8 +2241,6 @@
         <w:spacing w:before="153"/>
         <w:ind w:left="0"/>
       </w:pPr>
-      <w:bookmarkStart w:id="2" w:name="_GoBack"/>
-      <w:bookmarkEnd w:id="2"/>
     </w:p>
     <w:p>
       <w:pPr>
